--- a/outputs/suratech_informe_ejecutivo.docx
+++ b/outputs/suratech_informe_ejecutivo.docx
@@ -562,7 +562,7 @@
           <w:color w:val="1A1A1A"/>
           <w:sz w:val="22"/>
         </w:rPr>
-        <w:t xml:space="preserve">   ¿Qué hacer? Entrar al MCC SURATECH-COLOMBIA, identificar las 5 cuentas con alerta 'anuncios no se publican' y reactivar inmediatamente. Si hay payment issue, sumar metodo de pago.</w:t>
+        <w:t xml:space="preserve">   ¿Qué hacer? Entrar al MCC SURATECH-COLOMBIA, identificar las 5 cuentas con alerta 'anuncios no se publican' y reactivar HOY. Verificar metodo de pago, billing alerts, restricciones de cuenta.</w:t>
       </w:r>
     </w:p>
     <w:p>
@@ -573,7 +573,7 @@
           <w:color w:val="1A1A1A"/>
           <w:sz w:val="22"/>
         </w:rPr>
-        <w:t xml:space="preserve">   ¿Por qué? Inversion potencial parada. La alerta esta visible en el header del MCC. Cada dia sin publicar = leads perdidos imposibles de recuperar.</w:t>
+        <w:t xml:space="preserve">   ¿Por qué? Inversion potencial parada. Cada dia sin publicar = leads imposibles de recuperar.</w:t>
       </w:r>
     </w:p>
     <w:p>
@@ -633,7 +633,7 @@
           <w:color w:val="1A1A1A"/>
           <w:sz w:val="22"/>
         </w:rPr>
-        <w:t xml:space="preserve">   ¿Qué hacer? Subir documentación legal de SURA + cumplir requisitos de Google Ads para anunciantes de seguros. Hay 3 cuentas con esta alerta pendiente.</w:t>
+        <w:t xml:space="preserve">   ¿Qué hacer? Subir documentacion legal de SURA + cumplir requisitos para anunciantes de seguros. 3 cuentas pendientes.</w:t>
       </w:r>
     </w:p>
     <w:p>
@@ -644,7 +644,7 @@
           <w:color w:val="1A1A1A"/>
           <w:sz w:val="22"/>
         </w:rPr>
-        <w:t xml:space="preserve">   ¿Por qué? Bloqueante administrativo. Sin verificación, Google va a empezar a limitar/pausar delivery automaticamente.</w:t>
+        <w:t xml:space="preserve">   ¿Por qué? Bloqueante administrativo. Sin verificación, Google empieza a limitar/pausar delivery automaticamente.</w:t>
       </w:r>
     </w:p>
     <w:p>
@@ -655,7 +655,7 @@
           <w:color w:val="1A1A1A"/>
           <w:sz w:val="22"/>
         </w:rPr>
-        <w:t xml:space="preserve">   Impacto: MEDIO - previene caida abrupta de impresiones la semana que viene</w:t>
+        <w:t xml:space="preserve">   Impacto: MEDIO - previene caída abrupta de impresiones la semana que viene</w:t>
       </w:r>
     </w:p>
     <w:p/>
@@ -682,7 +682,7 @@
           <w:color w:val="1A1A1A"/>
           <w:sz w:val="26"/>
         </w:rPr>
-        <w:t>Inyectar presupuesto en Arrendamiento - gap de 11,138 leads para cumplir</w:t>
+        <w:t>URGENTE: Tracking de conversiones roto en Motos (Google Ads)</w:t>
       </w:r>
     </w:p>
     <w:p>
@@ -693,7 +693,7 @@
           <w:color w:val="1A1A1A"/>
           <w:sz w:val="22"/>
         </w:rPr>
-        <w:t xml:space="preserve">   Seguro: Arrendamiento · Plataforma: Google Ads · Esfuerzo: bajo · Plazo: hoy</w:t>
+        <w:t xml:space="preserve">   Seguro: Motos · Plataforma: Tracking · Esfuerzo: medio · Plazo: hoy</w:t>
       </w:r>
     </w:p>
     <w:p>
@@ -704,7 +704,7 @@
           <w:color w:val="1A1A1A"/>
           <w:sz w:val="22"/>
         </w:rPr>
-        <w:t xml:space="preserve">   ¿Qué hacer? Identificar la mejor campaña SURA_ARRENDAMIENTO_* por CPA y subir presupuesto +30% por 7 dias. Reasignar de campañas low-performance del mismo seguro.</w:t>
+        <w:t xml:space="preserve">   ¿Qué hacer? Revisar el evento de conversion configurado en la cuenta Google Ads de Motos. El tag de conversion no esta disparando. Validar tag manager / GA4 conversion import. Reasignar el evento si fue eliminado.</w:t>
       </w:r>
     </w:p>
     <w:p>
@@ -715,7 +715,7 @@
           <w:color w:val="1A1A1A"/>
           <w:sz w:val="22"/>
         </w:rPr>
-        <w:t xml:space="preserve">   ¿Por qué? Cumplimiento 32.2% vs 70% transcurrido del mes. Gap de 11,138 leads CRM. Sin accion, no se llega al compromiso de 16,423.0.</w:t>
+        <w:t xml:space="preserve">   ¿Por qué? En abril 2026, el CRM registra 7,973 leads de Motos pero Google Ads reporta 0 conversiones. Sin tracking, el bidding de Smart Bidding no puede optimizar - cada US$ invertido en Motos esta a ciegas.</w:t>
       </w:r>
     </w:p>
     <w:p>
@@ -726,7 +726,7 @@
           <w:color w:val="1A1A1A"/>
           <w:sz w:val="22"/>
         </w:rPr>
-        <w:t xml:space="preserve">   Impacto: ALTO - cerrar 60% del gap</w:t>
+        <w:t xml:space="preserve">   Impacto: ALTO - reactivar bidding optimizado puede bajar CPC -20% en 7 dias</w:t>
       </w:r>
     </w:p>
     <w:p/>
@@ -742,10 +742,10 @@
       <w:r>
         <w:rPr>
           <w:b/>
-          <w:color w:val="F59E0B"/>
+          <w:color w:val="DC2626"/>
           <w:sz w:val="20"/>
         </w:rPr>
-        <w:t xml:space="preserve">[ALTA] </w:t>
+        <w:t xml:space="preserve">[CRITICA] </w:t>
       </w:r>
       <w:r>
         <w:rPr>
@@ -753,7 +753,7 @@
           <w:color w:val="1A1A1A"/>
           <w:sz w:val="26"/>
         </w:rPr>
-        <w:t>Destrabar SURA_AUTOS_PMAX - grupos limitados por política</w:t>
+        <w:t>Investigar caída de Arrendamiento: cumplimiento -40% MoM y CPL +21% MoM</w:t>
       </w:r>
     </w:p>
     <w:p>
@@ -764,7 +764,7 @@
           <w:color w:val="1A1A1A"/>
           <w:sz w:val="22"/>
         </w:rPr>
-        <w:t xml:space="preserve">   Seguro: Autos · Plataforma: Google Ads · Esfuerzo: medio · Plazo: esta semana</w:t>
+        <w:t xml:space="preserve">   Seguro: Arrendamiento · Plataforma: Google Ads · Esfuerzo: alto · Plazo: esta semana</w:t>
       </w:r>
     </w:p>
     <w:p>
@@ -775,7 +775,7 @@
           <w:color w:val="1A1A1A"/>
           <w:sz w:val="22"/>
         </w:rPr>
-        <w:t xml:space="preserve">   ¿Qué hacer? Entrar a la campaña SURA_AUTOS_PMAX, revisar los assets/anuncios rechazados, corregir copy o creativos según motivo de rechazo, re-someter a revision.</w:t>
+        <w:t xml:space="preserve">   ¿Qué hacer? Auditar campanias SURA_ARRIENDO_*: cambios recientes en bidding, presupuesto, audiencias, palabras clave. Comparar landing pages activas vs marzo. Revisar cambios en quality score. Reactivar lo que funcionaba en febrero (CPL $2.65).</w:t>
       </w:r>
     </w:p>
     <w:p>
@@ -786,7 +786,7 @@
           <w:color w:val="1A1A1A"/>
           <w:sz w:val="22"/>
         </w:rPr>
-        <w:t xml:space="preserve">   ¿Por qué? Estado actual: 'Algunos grupos de recursos están limitados por una política'. Presupuesto $517,00 US$/día parcialmente sin entregar.</w:t>
+        <w:t xml:space="preserve">   ¿Por qué? Cumplimiento cayó de 54.3% (mes anterior) a 32.2% (mes actual). CPL Negocio subió de $5.04 a $6.13. Esto sugiere algo que se rompió en el funnel: tracking, landing, oferta o quality score.</w:t>
       </w:r>
     </w:p>
     <w:p>
@@ -797,7 +797,7 @@
           <w:color w:val="1A1A1A"/>
           <w:sz w:val="22"/>
         </w:rPr>
-        <w:t xml:space="preserve">   Impacto: MEDIO - liberar 20-40% de la capacidad de la campaña</w:t>
+        <w:t xml:space="preserve">   Impacto: ALTO - cerrar el gap de 11.138 leads requiere arreglar la causa raiz</w:t>
       </w:r>
     </w:p>
     <w:p/>
@@ -824,7 +824,7 @@
           <w:color w:val="1A1A1A"/>
           <w:sz w:val="26"/>
         </w:rPr>
-        <w:t>Destrabar SURA_MOTOS_SEARCH_SEGMENT - grupos limitados por política</w:t>
+        <w:t>Inyectar presupuesto en Autos - gap 4,259 leads para cumplir compromiso</w:t>
       </w:r>
     </w:p>
     <w:p>
@@ -835,7 +835,7 @@
           <w:color w:val="1A1A1A"/>
           <w:sz w:val="22"/>
         </w:rPr>
-        <w:t xml:space="preserve">   Seguro: Motos · Plataforma: Google Ads · Esfuerzo: medio · Plazo: esta semana</w:t>
+        <w:t xml:space="preserve">   Seguro: Autos · Plataforma: Google Ads · Esfuerzo: bajo · Plazo: hoy</w:t>
       </w:r>
     </w:p>
     <w:p>
@@ -846,7 +846,7 @@
           <w:color w:val="1A1A1A"/>
           <w:sz w:val="22"/>
         </w:rPr>
-        <w:t xml:space="preserve">   ¿Qué hacer? Entrar a la campaña SURA_MOTOS_SEARCH_SEGMENT, revisar los assets/anuncios rechazados, corregir copy o creativos según motivo de rechazo, re-someter a revision.</w:t>
+        <w:t xml:space="preserve">   ¿Qué hacer? Identificar la mejor campania SURA_AUTOS_* por CPA y subir presupuesto +30% por 7 dias. Reasignar de campanias low-performance del mismo seguro.</w:t>
       </w:r>
     </w:p>
     <w:p>
@@ -857,7 +857,7 @@
           <w:color w:val="1A1A1A"/>
           <w:sz w:val="22"/>
         </w:rPr>
-        <w:t xml:space="preserve">   ¿Por qué? Estado actual: 'AptoSe han rechazado algunos anuncios'. Presupuesto $357,00 US$/día parcialmente sin entregar.</w:t>
+        <w:t xml:space="preserve">   ¿Por qué? Cumplimiento 56.6% vs 70% transcurrido. Gap 4,259 leads. Sin accion no se llega al compromiso de 9,823.0.</w:t>
       </w:r>
     </w:p>
     <w:p>
@@ -868,7 +868,7 @@
           <w:color w:val="1A1A1A"/>
           <w:sz w:val="22"/>
         </w:rPr>
-        <w:t xml:space="preserve">   Impacto: MEDIO - liberar 20-40% de la capacidad de la campaña</w:t>
+        <w:t xml:space="preserve">   Impacto: ALTO - cerrar 43% del gap</w:t>
       </w:r>
     </w:p>
     <w:p/>
@@ -895,7 +895,7 @@
           <w:color w:val="1A1A1A"/>
           <w:sz w:val="26"/>
         </w:rPr>
-        <w:t>Destrabar SURA_MOTOS_PMAX - grupos limitados por política</w:t>
+        <w:t>Inyectar presupuesto en Motos - gap 6,439 leads para cumplir compromiso</w:t>
       </w:r>
     </w:p>
     <w:p>
@@ -906,7 +906,7 @@
           <w:color w:val="1A1A1A"/>
           <w:sz w:val="22"/>
         </w:rPr>
-        <w:t xml:space="preserve">   Seguro: Motos · Plataforma: Google Ads · Esfuerzo: medio · Plazo: esta semana</w:t>
+        <w:t xml:space="preserve">   Seguro: Motos · Plataforma: Google Ads · Esfuerzo: bajo · Plazo: hoy</w:t>
       </w:r>
     </w:p>
     <w:p>
@@ -917,7 +917,7 @@
           <w:color w:val="1A1A1A"/>
           <w:sz w:val="22"/>
         </w:rPr>
-        <w:t xml:space="preserve">   ¿Qué hacer? Entrar a la campaña SURA_MOTOS_PMAX, revisar los assets/anuncios rechazados, corregir copy o creativos según motivo de rechazo, re-someter a revision.</w:t>
+        <w:t xml:space="preserve">   ¿Qué hacer? Identificar la mejor campania SURA_MOTOS_* por CPA y subir presupuesto +30% por 7 dias. Reasignar de campanias low-performance del mismo seguro.</w:t>
       </w:r>
     </w:p>
     <w:p>
@@ -928,7 +928,7 @@
           <w:color w:val="1A1A1A"/>
           <w:sz w:val="22"/>
         </w:rPr>
-        <w:t xml:space="preserve">   ¿Por qué? Estado actual: 'AptoAlgunos grupos de recursos se han rechazado y Algunos grupos de recursos están limitados por una política'. Presupuesto $397,00 US$/día parcialmente sin entregar.</w:t>
+        <w:t xml:space="preserve">   ¿Por qué? Cumplimiento 55.3% vs 70% transcurrido. Gap 6,439 leads. Sin accion no se llega al compromiso de 14,412.0.</w:t>
       </w:r>
     </w:p>
     <w:p>
@@ -939,7 +939,7 @@
           <w:color w:val="1A1A1A"/>
           <w:sz w:val="22"/>
         </w:rPr>
-        <w:t xml:space="preserve">   Impacto: MEDIO - liberar 20-40% de la capacidad de la campaña</w:t>
+        <w:t xml:space="preserve">   Impacto: ALTO - cerrar 44% del gap</w:t>
       </w:r>
     </w:p>
     <w:p/>
@@ -966,7 +966,7 @@
           <w:color w:val="1A1A1A"/>
           <w:sz w:val="26"/>
         </w:rPr>
-        <w:t>Destrabar sura-cdd-co-google-search-retention-arriendo - grupos limitados por política</w:t>
+        <w:t>Inyectar presupuesto en Viajes - gap 1,511 leads para cumplir compromiso</w:t>
       </w:r>
     </w:p>
     <w:p>
@@ -977,7 +977,7 @@
           <w:color w:val="1A1A1A"/>
           <w:sz w:val="22"/>
         </w:rPr>
-        <w:t xml:space="preserve">   Seguro: Arrendamiento · Plataforma: Google Ads · Esfuerzo: medio · Plazo: esta semana</w:t>
+        <w:t xml:space="preserve">   Seguro: Viajes · Plataforma: Google Ads · Esfuerzo: bajo · Plazo: hoy</w:t>
       </w:r>
     </w:p>
     <w:p>
@@ -988,7 +988,7 @@
           <w:color w:val="1A1A1A"/>
           <w:sz w:val="22"/>
         </w:rPr>
-        <w:t xml:space="preserve">   ¿Qué hacer? Entrar a la campaña sura-cdd-co-google-search-retention-arriendo, revisar los assets/anuncios rechazados, corregir copy o creativos según motivo de rechazo, re-someter a revision.</w:t>
+        <w:t xml:space="preserve">   ¿Qué hacer? Identificar la mejor campania SURA_VIAJES_* por CPA y subir presupuesto +30% por 7 dias. Reasignar de campanias low-performance del mismo seguro.</w:t>
       </w:r>
     </w:p>
     <w:p>
@@ -999,7 +999,7 @@
           <w:color w:val="1A1A1A"/>
           <w:sz w:val="22"/>
         </w:rPr>
-        <w:t xml:space="preserve">   ¿Por qué? Estado actual: 'Se han rechazado algunos anuncios'. Presupuesto $984,00 US$/día parcialmente sin entregar.</w:t>
+        <w:t xml:space="preserve">   ¿Por qué? Cumplimiento 43.2% vs 70% transcurrido. Gap 1,511 leads. Sin accion no se llega al compromiso de 2,660.0.</w:t>
       </w:r>
     </w:p>
     <w:p>
@@ -1010,7 +1010,7 @@
           <w:color w:val="1A1A1A"/>
           <w:sz w:val="22"/>
         </w:rPr>
-        <w:t xml:space="preserve">   Impacto: MEDIO - liberar 20-40% de la capacidad de la campaña</w:t>
+        <w:t xml:space="preserve">   Impacto: ALTO - cerrar 56% del gap</w:t>
       </w:r>
     </w:p>
     <w:p/>
@@ -1037,7 +1037,7 @@
           <w:color w:val="1A1A1A"/>
           <w:sz w:val="26"/>
         </w:rPr>
-        <w:t>Destrabar SURA_ARRIENDO_SEARCH_SEGMENT - grupos limitados por política</w:t>
+        <w:t>Destrabar sura-cdd-co-google-search-retention-arriendo - estado: Se han rechazado algunos anuncios</w:t>
       </w:r>
     </w:p>
     <w:p>
@@ -1059,7 +1059,7 @@
           <w:color w:val="1A1A1A"/>
           <w:sz w:val="22"/>
         </w:rPr>
-        <w:t xml:space="preserve">   ¿Qué hacer? Entrar a la campaña SURA_ARRIENDO_SEARCH_SEGMENT, revisar los assets/anuncios rechazados, corregir copy o creativos según motivo de rechazo, re-someter a revision.</w:t>
+        <w:t xml:space="preserve">   ¿Qué hacer? Entrar a la campaña sura-cdd-co-google-search-retention-arriendo, revisar assets/anuncios rechazados, corregir copy o creativos según motivo de rechazo, re-someter a revision. Presupuesto activo $984.00/día.</w:t>
       </w:r>
     </w:p>
     <w:p>
@@ -1070,7 +1070,7 @@
           <w:color w:val="1A1A1A"/>
           <w:sz w:val="22"/>
         </w:rPr>
-        <w:t xml:space="preserve">   ¿Por qué? Estado actual: 'Se han rechazado algunos anuncios'. Presupuesto $900,00 US$/día parcialmente sin entregar.</w:t>
+        <w:t xml:space="preserve">   ¿Por qué? Estado actual: 'Se han rechazado algunos anuncios'. Inversion ya gastada $12,382 con limitaciones - hay headroom inmediato al destrabar.</w:t>
       </w:r>
     </w:p>
     <w:p>
@@ -1081,7 +1081,7 @@
           <w:color w:val="1A1A1A"/>
           <w:sz w:val="22"/>
         </w:rPr>
-        <w:t xml:space="preserve">   Impacto: MEDIO - liberar 20-40% de la capacidad de la campaña</w:t>
+        <w:t xml:space="preserve">   Impacto: MEDIO - liberar 20-40% de la capacidad de la campania</w:t>
       </w:r>
     </w:p>
     <w:p/>
@@ -1108,7 +1108,7 @@
           <w:color w:val="1A1A1A"/>
           <w:sz w:val="26"/>
         </w:rPr>
-        <w:t>Destrabar SURA_ARRIENDO_PMAX - grupos limitados por política</w:t>
+        <w:t>Destrabar SURA_AUTOS_PMAX - estado: Algunos grupos de recursos están limitados por una política</w:t>
       </w:r>
     </w:p>
     <w:p>
@@ -1119,7 +1119,7 @@
           <w:color w:val="1A1A1A"/>
           <w:sz w:val="22"/>
         </w:rPr>
-        <w:t xml:space="preserve">   Seguro: Arrendamiento · Plataforma: Google Ads · Esfuerzo: medio · Plazo: esta semana</w:t>
+        <w:t xml:space="preserve">   Seguro: Autos · Plataforma: Google Ads · Esfuerzo: medio · Plazo: esta semana</w:t>
       </w:r>
     </w:p>
     <w:p>
@@ -1130,7 +1130,7 @@
           <w:color w:val="1A1A1A"/>
           <w:sz w:val="22"/>
         </w:rPr>
-        <w:t xml:space="preserve">   ¿Qué hacer? Entrar a la campaña SURA_ARRIENDO_PMAX, revisar los assets/anuncios rechazados, corregir copy o creativos según motivo de rechazo, re-someter a revision.</w:t>
+        <w:t xml:space="preserve">   ¿Qué hacer? Entrar a la campaña SURA_AUTOS_PMAX, revisar assets/anuncios rechazados, corregir copy o creativos según motivo de rechazo, re-someter a revision. Presupuesto activo $517.00/día.</w:t>
       </w:r>
     </w:p>
     <w:p>
@@ -1141,7 +1141,7 @@
           <w:color w:val="1A1A1A"/>
           <w:sz w:val="22"/>
         </w:rPr>
-        <w:t xml:space="preserve">   ¿Por qué? Estado actual: 'Algunos grupos de recursos están limitados por una política'. Presupuesto $376,00 US$/día parcialmente sin entregar.</w:t>
+        <w:t xml:space="preserve">   ¿Por qué? Estado actual: 'Algunos grupos de recursos están limitados por una política'. Inversion ya gastada $10,671 con limitaciones - hay headroom inmediato al destrabar.</w:t>
       </w:r>
     </w:p>
     <w:p>
@@ -1152,7 +1152,7 @@
           <w:color w:val="1A1A1A"/>
           <w:sz w:val="22"/>
         </w:rPr>
-        <w:t xml:space="preserve">   Impacto: MEDIO - liberar 20-40% de la capacidad de la campaña</w:t>
+        <w:t xml:space="preserve">   Impacto: MEDIO - liberar 20-40% de la capacidad de la campania</w:t>
       </w:r>
     </w:p>
     <w:p/>
@@ -1179,7 +1179,7 @@
           <w:color w:val="1A1A1A"/>
           <w:sz w:val="26"/>
         </w:rPr>
-        <w:t>Escalar SURA_AUTOS_PMAX (+30% budget) - CPA bajo $3.91</w:t>
+        <w:t>Destrabar SURA_ARRIENDO_SEARCH_SEGMENT - estado: Se han rechazado algunos anuncios</w:t>
       </w:r>
     </w:p>
     <w:p>
@@ -1190,7 +1190,7 @@
           <w:color w:val="1A1A1A"/>
           <w:sz w:val="22"/>
         </w:rPr>
-        <w:t xml:space="preserve">   Seguro: Autos · Plataforma: Google Ads · Esfuerzo: bajo · Plazo: hoy</w:t>
+        <w:t xml:space="preserve">   Seguro: Arrendamiento · Plataforma: Google Ads · Esfuerzo: medio · Plazo: esta semana</w:t>
       </w:r>
     </w:p>
     <w:p>
@@ -1201,7 +1201,7 @@
           <w:color w:val="1A1A1A"/>
           <w:sz w:val="22"/>
         </w:rPr>
-        <w:t xml:space="preserve">   ¿Qué hacer? Subir presupuesto diario de 517,00 US$/día a +30%. Estrategia ya optimizada (Maximiza las conversiones).</w:t>
+        <w:t xml:space="preserve">   ¿Qué hacer? Entrar a la campaña SURA_ARRIENDO_SEARCH_SEGMENT, revisar assets/anuncios rechazados, corregir copy o creativos según motivo de rechazo, re-someter a revision. Presupuesto activo $900.00/día.</w:t>
       </w:r>
     </w:p>
     <w:p>
@@ -1212,7 +1212,7 @@
           <w:color w:val="1A1A1A"/>
           <w:sz w:val="22"/>
         </w:rPr>
-        <w:t xml:space="preserve">   ¿Por qué? CPA $3.91 entre los mejores del MCC. 2726 conversiones con $10,671 de inversion. Hay headroom para escalar antes de ver fatiga.</w:t>
+        <w:t xml:space="preserve">   ¿Por qué? Estado actual: 'Se han rechazado algunos anuncios'. Inversion ya gastada $8,208 con limitaciones - hay headroom inmediato al destrabar.</w:t>
       </w:r>
     </w:p>
     <w:p>
@@ -1223,7 +1223,7 @@
           <w:color w:val="1A1A1A"/>
           <w:sz w:val="22"/>
         </w:rPr>
-        <w:t xml:space="preserve">   Impacto: ALTO - +817 conversiones extra/mes a CPA similar</w:t>
+        <w:t xml:space="preserve">   Impacto: MEDIO - liberar 20-40% de la capacidad de la campania</w:t>
       </w:r>
     </w:p>
     <w:p/>
@@ -1263,7 +1263,7 @@
           <w:color w:val="1A1A1A"/>
           <w:sz w:val="22"/>
         </w:rPr>
-        <w:t>PENDIENTE: el pipeline manual no logra mapear eventos GA4 -&gt; seguro automaticamente. Recomendar migrar a GA4 Data API.</w:t>
+        <w:t>PENDIENTE: GA4 Data API no integrada en MVP. Mapeo evento -&gt; seguro requiere intervencion manual via UI.</w:t>
       </w:r>
     </w:p>
     <w:p>
@@ -1287,7 +1287,7 @@
           <w:color w:val="1A1A1A"/>
           <w:sz w:val="22"/>
         </w:rPr>
-        <w:t>PARCIAL: solo capturados nombres de 4 campanias (Mensajes_WHATSAPP, Mascotas-Conversiones, Mensajes WhatsApp, Clientes potenciales). Drill-down a ad sets por seguro requiere Meta Marketing API.</w:t>
+        <w:t>PARCIAL: solo capturados nombres de 4 campanias (Mensajes_WHATSAPP, Mascotas-Conversiones, Mensajes WhatsApp, Clientes potenciales). Drill-down a ad sets requiere Meta Marketing API.</w:t>
       </w:r>
     </w:p>
     <w:p>
@@ -1311,7 +1311,7 @@
           <w:color w:val="1A1A1A"/>
           <w:sz w:val="22"/>
         </w:rPr>
-        <w:t>Sin data CRM en 'Resumen mensual'. Solo tienen actividad en Google Ads / Meta (foco: potenciar).</w:t>
+        <w:t>Sin data CRM en 'Resumen mensual'. Solo tienen actividad en Google Ads (foco: setear tracking + potenciar).</w:t>
       </w:r>
     </w:p>
     <w:p>
@@ -1407,7 +1407,7 @@
           <w:color w:val="6B7280"/>
           <w:sz w:val="18"/>
         </w:rPr>
-        <w:t>Beyond Media Agency · 2026-04-24T21:16:08</w:t>
+        <w:t>Beyond Media Agency · 2026-04-24T21:38:39</w:t>
       </w:r>
     </w:p>
     <w:sectPr>

--- a/outputs/suratech_informe_ejecutivo.docx
+++ b/outputs/suratech_informe_ejecutivo.docx
@@ -27,7 +27,7 @@
           <w:color w:val="6B7280"/>
           <w:sz w:val="28"/>
         </w:rPr>
-        <w:t>Periodo: abril 2026</w:t>
+        <w:t>Periodo: abr 2026</w:t>
       </w:r>
     </w:p>
     <w:p/>
@@ -64,7 +64,7 @@
           <w:color w:val="1A1A1A"/>
           <w:sz w:val="22"/>
         </w:rPr>
-        <w:t>Inversión total: $93,485.02 USD</w:t>
+        <w:t>Inversión total: $104,893.14 USD (Google $77,352 / Meta $24,858 / Bing $2,683)</w:t>
       </w:r>
     </w:p>
     <w:p>
@@ -75,17 +75,7 @@
           <w:color w:val="1A1A1A"/>
           <w:sz w:val="22"/>
         </w:rPr>
-        <w:t>Leads CRM totales: 19,971 de 43,318 comprometidos</w:t>
-      </w:r>
-    </w:p>
-    <w:p>
-      <w:r>
-        <w:rPr>
-          <w:b/>
-          <w:color w:val="DC2626"/>
-          <w:sz w:val="22"/>
-        </w:rPr>
-        <w:t>Cumplimiento global: 46.1% (vs 70% transcurrido del mes)</w:t>
+        <w:t>RECIBIDOS (SF): 19,971 leads reales de 43,290 requeridos</w:t>
       </w:r>
     </w:p>
     <w:p>
@@ -96,7 +86,28 @@
           <w:color w:val="1A1A1A"/>
           <w:sz w:val="22"/>
         </w:rPr>
-        <w:t>CPL Negocio promedio: $5.49 USD</w:t>
+        <w:t>Total Pauta: 12,904 (cumplimiento Pauta/Req: 29.8%)</w:t>
+      </w:r>
+    </w:p>
+    <w:p>
+      <w:r>
+        <w:rPr>
+          <w:b/>
+          <w:color w:val="DC2626"/>
+          <w:sz w:val="22"/>
+        </w:rPr>
+        <w:t>Cumplimiento SF/Req: 46.1% (vs 70% transcurrido del mes)</w:t>
+      </w:r>
+    </w:p>
+    <w:p>
+      <w:r>
+        <w:rPr>
+          <w:b w:val="0"/>
+          <w:i w:val="0"/>
+          <w:color w:val="1A1A1A"/>
+          <w:sz w:val="22"/>
+        </w:rPr>
+        <w:t>CPL Negocio promedio (SF): $5.25 USD</w:t>
       </w:r>
     </w:p>
     <w:p>
@@ -217,7 +228,7 @@
           <w:color w:val="F59E0B"/>
           <w:sz w:val="24"/>
         </w:rPr>
-        <w:t xml:space="preserve">  EN RIESGO · Cumplimiento 56.6%</w:t>
+        <w:t xml:space="preserve">  EN RIESGO · Cumplimiento SF/Req 56.7%</w:t>
       </w:r>
     </w:p>
     <w:p>
@@ -228,7 +239,7 @@
           <w:color w:val="1A1A1A"/>
           <w:sz w:val="22"/>
         </w:rPr>
-        <w:t xml:space="preserve">  Leads CRM: 5,564.0 / Compromiso: 9,823.0</w:t>
+        <w:t xml:space="preserve">  RECIBIDOS (SF): 5,564 / Requeridos: 9,810</w:t>
       </w:r>
     </w:p>
     <w:p>
@@ -239,7 +250,7 @@
           <w:color w:val="1A1A1A"/>
           <w:sz w:val="22"/>
         </w:rPr>
-        <w:t xml:space="preserve">  CPL Negocio: $5.94</w:t>
+        <w:t xml:space="preserve">  Total Pauta: 7,180 (Pauta/Req: 73.2%)</w:t>
       </w:r>
     </w:p>
     <w:p>
@@ -250,7 +261,40 @@
           <w:color w:val="1A1A1A"/>
           <w:sz w:val="22"/>
         </w:rPr>
-        <w:t xml:space="preserve">  Google Ads: $26,251.95 USD invertido · 4,824 conversiones · 4 campañas activas</w:t>
+        <w:t xml:space="preserve">  CPL Negocio (SF): $6.51</w:t>
+      </w:r>
+    </w:p>
+    <w:p>
+      <w:r>
+        <w:rPr>
+          <w:b w:val="0"/>
+          <w:i w:val="0"/>
+          <w:color w:val="1A1A1A"/>
+          <w:sz w:val="22"/>
+        </w:rPr>
+        <w:t xml:space="preserve">  Inversión: Google $26,132 / Meta $9,112 / Bing $973</w:t>
+      </w:r>
+    </w:p>
+    <w:p>
+      <w:r>
+        <w:rPr>
+          <w:b w:val="0"/>
+          <w:i w:val="0"/>
+          <w:color w:val="1A1A1A"/>
+          <w:sz w:val="22"/>
+        </w:rPr>
+        <w:t xml:space="preserve">  Leads inferidos: Google 4,337 · Meta 2,293 · Bing 550</w:t>
+      </w:r>
+    </w:p>
+    <w:p>
+      <w:r>
+        <w:rPr>
+          <w:b w:val="0"/>
+          <w:i w:val="0"/>
+          <w:color w:val="1A1A1A"/>
+          <w:sz w:val="22"/>
+        </w:rPr>
+        <w:t xml:space="preserve">  Google Ads (extractor MCC): $26,252 · 4,824 conv · 4 campañas</w:t>
       </w:r>
     </w:p>
     <w:p>
@@ -273,7 +317,7 @@
           <w:color w:val="F59E0B"/>
           <w:sz w:val="24"/>
         </w:rPr>
-        <w:t xml:space="preserve">  EN RIESGO · Cumplimiento 55.3%</w:t>
+        <w:t xml:space="preserve">  EN RIESGO · Cumplimiento SF/Req 55.4%</w:t>
       </w:r>
     </w:p>
     <w:p>
@@ -284,7 +328,7 @@
           <w:color w:val="1A1A1A"/>
           <w:sz w:val="22"/>
         </w:rPr>
-        <w:t xml:space="preserve">  Leads CRM: 7,973.0 / Compromiso: 14,412.0</w:t>
+        <w:t xml:space="preserve">  RECIBIDOS (SF): 7,973 / Requeridos: 14,400</w:t>
       </w:r>
     </w:p>
     <w:p>
@@ -295,7 +339,7 @@
           <w:color w:val="1A1A1A"/>
           <w:sz w:val="22"/>
         </w:rPr>
-        <w:t xml:space="preserve">  CPL Negocio: $2.45</w:t>
+        <w:t xml:space="preserve">  Total Pauta: 2,194 (Pauta/Req: 15.2%)</w:t>
       </w:r>
     </w:p>
     <w:p>
@@ -306,7 +350,40 @@
           <w:color w:val="1A1A1A"/>
           <w:sz w:val="22"/>
         </w:rPr>
-        <w:t xml:space="preserve">  Google Ads: $15,787.52 USD invertido · 0 conversiones · 4 campañas activas</w:t>
+        <w:t xml:space="preserve">  CPL Negocio (SF): $2.76</w:t>
+      </w:r>
+    </w:p>
+    <w:p>
+      <w:r>
+        <w:rPr>
+          <w:b w:val="0"/>
+          <w:i w:val="0"/>
+          <w:color w:val="1A1A1A"/>
+          <w:sz w:val="22"/>
+        </w:rPr>
+        <w:t xml:space="preserve">  Inversión: Google $15,555 / Meta $5,825 / Bing $659</w:t>
+      </w:r>
+    </w:p>
+    <w:p>
+      <w:r>
+        <w:rPr>
+          <w:b w:val="0"/>
+          <w:i w:val="0"/>
+          <w:color w:val="1A1A1A"/>
+          <w:sz w:val="22"/>
+        </w:rPr>
+        <w:t xml:space="preserve">  Leads inferidos: Google 1,117 · Meta 1,043 · Bing 32</w:t>
+      </w:r>
+    </w:p>
+    <w:p>
+      <w:r>
+        <w:rPr>
+          <w:b w:val="0"/>
+          <w:i w:val="0"/>
+          <w:color w:val="1A1A1A"/>
+          <w:sz w:val="22"/>
+        </w:rPr>
+        <w:t xml:space="preserve">  Google Ads (extractor MCC): $15,788 · 0 conv · 4 campañas</w:t>
       </w:r>
     </w:p>
     <w:p>
@@ -329,7 +406,7 @@
           <w:color w:val="DC2626"/>
           <w:sz w:val="24"/>
         </w:rPr>
-        <w:t xml:space="preserve">  CRÍTICO · Cumplimiento 32.2%</w:t>
+        <w:t xml:space="preserve">  CRÍTICO · Cumplimiento SF/Req 32.2%</w:t>
       </w:r>
     </w:p>
     <w:p>
@@ -340,7 +417,7 @@
           <w:color w:val="1A1A1A"/>
           <w:sz w:val="22"/>
         </w:rPr>
-        <w:t xml:space="preserve">  Leads CRM: 5,285.0 / Compromiso: 16,423.0</w:t>
+        <w:t xml:space="preserve">  RECIBIDOS (SF): 5,285 / Requeridos: 16,410</w:t>
       </w:r>
     </w:p>
     <w:p>
@@ -351,7 +428,7 @@
           <w:color w:val="1A1A1A"/>
           <w:sz w:val="22"/>
         </w:rPr>
-        <w:t xml:space="preserve">  CPL Negocio: $6.13</w:t>
+        <w:t xml:space="preserve">  Total Pauta: 3,250 (Pauta/Req: 19.8%)</w:t>
       </w:r>
     </w:p>
     <w:p>
@@ -362,7 +439,40 @@
           <w:color w:val="1A1A1A"/>
           <w:sz w:val="22"/>
         </w:rPr>
-        <w:t xml:space="preserve">  Google Ads: $27,828.23 USD invertido · 2,296 conversiones · 3 campañas activas</w:t>
+        <w:t xml:space="preserve">  CPL Negocio (SF): $6.99</w:t>
+      </w:r>
+    </w:p>
+    <w:p>
+      <w:r>
+        <w:rPr>
+          <w:b w:val="0"/>
+          <w:i w:val="0"/>
+          <w:color w:val="1A1A1A"/>
+          <w:sz w:val="22"/>
+        </w:rPr>
+        <w:t xml:space="preserve">  Inversión: Google $28,902 / Meta $7,148 / Bing $895</w:t>
+      </w:r>
+    </w:p>
+    <w:p>
+      <w:r>
+        <w:rPr>
+          <w:b w:val="0"/>
+          <w:i w:val="0"/>
+          <w:color w:val="1A1A1A"/>
+          <w:sz w:val="22"/>
+        </w:rPr>
+        <w:t xml:space="preserve">  Leads inferidos: Google 1,870 · Meta 1,363 · Bing 15</w:t>
+      </w:r>
+    </w:p>
+    <w:p>
+      <w:r>
+        <w:rPr>
+          <w:b w:val="0"/>
+          <w:i w:val="0"/>
+          <w:color w:val="1A1A1A"/>
+          <w:sz w:val="22"/>
+        </w:rPr>
+        <w:t xml:space="preserve">  Google Ads (extractor MCC): $27,828 · 2,296 conv · 3 campañas</w:t>
       </w:r>
     </w:p>
     <w:p>
@@ -385,7 +495,7 @@
           <w:color w:val="F59E0B"/>
           <w:sz w:val="24"/>
         </w:rPr>
-        <w:t xml:space="preserve">  EN RIESGO · Cumplimiento 43.2%</w:t>
+        <w:t xml:space="preserve">  EN RIESGO · Cumplimiento SF/Req 43.0%</w:t>
       </w:r>
     </w:p>
     <w:p>
@@ -396,7 +506,7 @@
           <w:color w:val="1A1A1A"/>
           <w:sz w:val="22"/>
         </w:rPr>
-        <w:t xml:space="preserve">  Leads CRM: 1,149.0 / Compromiso: 2,660.0</w:t>
+        <w:t xml:space="preserve">  RECIBIDOS (SF): 1,149 / Requeridos: 2,670</w:t>
       </w:r>
     </w:p>
     <w:p>
@@ -407,7 +517,7 @@
           <w:color w:val="1A1A1A"/>
           <w:sz w:val="22"/>
         </w:rPr>
-        <w:t xml:space="preserve">  CPL Negocio: $7.43</w:t>
+        <w:t xml:space="preserve">  Total Pauta: 280 (Pauta/Req: 10.5%)</w:t>
       </w:r>
     </w:p>
     <w:p>
@@ -418,7 +528,40 @@
           <w:color w:val="1A1A1A"/>
           <w:sz w:val="22"/>
         </w:rPr>
-        <w:t xml:space="preserve">  Google Ads: $6,705.12 USD invertido · 242 conversiones · 3 campañas activas</w:t>
+        <w:t xml:space="preserve">  CPL Negocio (SF): $8.43</w:t>
+      </w:r>
+    </w:p>
+    <w:p>
+      <w:r>
+        <w:rPr>
+          <w:b w:val="0"/>
+          <w:i w:val="0"/>
+          <w:color w:val="1A1A1A"/>
+          <w:sz w:val="22"/>
+        </w:rPr>
+        <w:t xml:space="preserve">  Inversión: Google $6,762 / Meta $2,772 / Bing $157</w:t>
+      </w:r>
+    </w:p>
+    <w:p>
+      <w:r>
+        <w:rPr>
+          <w:b w:val="0"/>
+          <w:i w:val="0"/>
+          <w:color w:val="1A1A1A"/>
+          <w:sz w:val="22"/>
+        </w:rPr>
+        <w:t xml:space="preserve">  Leads inferidos: Google 204 · Meta 74 · Bing 0</w:t>
+      </w:r>
+    </w:p>
+    <w:p>
+      <w:r>
+        <w:rPr>
+          <w:b w:val="0"/>
+          <w:i w:val="0"/>
+          <w:color w:val="1A1A1A"/>
+          <w:sz w:val="22"/>
+        </w:rPr>
+        <w:t xml:space="preserve">  Google Ads (extractor MCC): $6,705 · 242 conv · 3 campañas</w:t>
       </w:r>
     </w:p>
     <w:p>
@@ -453,7 +596,29 @@
           <w:color w:val="1A1A1A"/>
           <w:sz w:val="22"/>
         </w:rPr>
-        <w:t xml:space="preserve">  Google Ads: $1,195.22 USD invertido · 0 conversiones · 2 campañas activas</w:t>
+        <w:t xml:space="preserve">  Inversión: Google $0 / Meta $0 / Bing $0</w:t>
+      </w:r>
+    </w:p>
+    <w:p>
+      <w:r>
+        <w:rPr>
+          <w:b w:val="0"/>
+          <w:i w:val="0"/>
+          <w:color w:val="1A1A1A"/>
+          <w:sz w:val="22"/>
+        </w:rPr>
+        <w:t xml:space="preserve">  Leads inferidos: Google 0 · Meta 0 · Bing 0</w:t>
+      </w:r>
+    </w:p>
+    <w:p>
+      <w:r>
+        <w:rPr>
+          <w:b w:val="0"/>
+          <w:i w:val="0"/>
+          <w:color w:val="1A1A1A"/>
+          <w:sz w:val="22"/>
+        </w:rPr>
+        <w:t xml:space="preserve">  Google Ads (extractor MCC): $1,195 · 0 conv · 2 campañas</w:t>
       </w:r>
     </w:p>
     <w:p>
@@ -488,7 +653,29 @@
           <w:color w:val="1A1A1A"/>
           <w:sz w:val="22"/>
         </w:rPr>
-        <w:t xml:space="preserve">  Google Ads: $1,380.95 USD invertido · 2 conversiones · 3 campañas activas</w:t>
+        <w:t xml:space="preserve">  Inversión: Google $0 / Meta $0 / Bing $0</w:t>
+      </w:r>
+    </w:p>
+    <w:p>
+      <w:r>
+        <w:rPr>
+          <w:b w:val="0"/>
+          <w:i w:val="0"/>
+          <w:color w:val="1A1A1A"/>
+          <w:sz w:val="22"/>
+        </w:rPr>
+        <w:t xml:space="preserve">  Leads inferidos: Google 0 · Meta 0 · Bing 0</w:t>
+      </w:r>
+    </w:p>
+    <w:p>
+      <w:r>
+        <w:rPr>
+          <w:b w:val="0"/>
+          <w:i w:val="0"/>
+          <w:color w:val="1A1A1A"/>
+          <w:sz w:val="22"/>
+        </w:rPr>
+        <w:t xml:space="preserve">  Google Ads (extractor MCC): $1,381 · 2 conv · 3 campañas</w:t>
       </w:r>
     </w:p>
     <w:p>
@@ -562,7 +749,7 @@
           <w:color w:val="1A1A1A"/>
           <w:sz w:val="22"/>
         </w:rPr>
-        <w:t xml:space="preserve">   ¿Qué hacer? Entrar al MCC SURATECH-COLOMBIA, identificar las 5 cuentas con alerta 'anuncios no se publican' y reactivar HOY. Verificar metodo de pago, billing alerts, restricciones de cuenta.</w:t>
+        <w:t xml:space="preserve">   ¿Qué hacer? Entrar al MCC SURATECH-COLOMBIA, identificar las 5 cuentas con alerta 'anuncios no se publican' y reactivar HOY. Verificar billing, restricciones y método de pago.</w:t>
       </w:r>
     </w:p>
     <w:p>
@@ -633,7 +820,7 @@
           <w:color w:val="1A1A1A"/>
           <w:sz w:val="22"/>
         </w:rPr>
-        <w:t xml:space="preserve">   ¿Qué hacer? Subir documentacion legal de SURA + cumplir requisitos para anunciantes de seguros. 3 cuentas pendientes.</w:t>
+        <w:t xml:space="preserve">   ¿Qué hacer? Subir documentación legal de SURA + cumplir requisitos para anunciantes de seguros. 3 cuentas pendientes.</w:t>
       </w:r>
     </w:p>
     <w:p>
@@ -644,7 +831,7 @@
           <w:color w:val="1A1A1A"/>
           <w:sz w:val="22"/>
         </w:rPr>
-        <w:t xml:space="preserve">   ¿Por qué? Bloqueante administrativo. Sin verificación, Google empieza a limitar/pausar delivery automaticamente.</w:t>
+        <w:t xml:space="preserve">   ¿Por qué? Bloqueante administrativo. Sin verificación, Google va a empezar a limitar/pausar delivery.</w:t>
       </w:r>
     </w:p>
     <w:p>
@@ -671,10 +858,10 @@
       <w:r>
         <w:rPr>
           <w:b/>
-          <w:color w:val="DC2626"/>
+          <w:color w:val="F59E0B"/>
           <w:sz w:val="20"/>
         </w:rPr>
-        <w:t xml:space="preserve">[CRITICA] </w:t>
+        <w:t xml:space="preserve">[ALTA] </w:t>
       </w:r>
       <w:r>
         <w:rPr>
@@ -682,7 +869,7 @@
           <w:color w:val="1A1A1A"/>
           <w:sz w:val="26"/>
         </w:rPr>
-        <w:t>URGENTE: Tracking de conversiones roto en Motos (Google Ads)</w:t>
+        <w:t>Investigar caída sostenida en Autos: -112pp desde el pico (nov 2025)</w:t>
       </w:r>
     </w:p>
     <w:p>
@@ -693,7 +880,7 @@
           <w:color w:val="1A1A1A"/>
           <w:sz w:val="22"/>
         </w:rPr>
-        <w:t xml:space="preserve">   Seguro: Motos · Plataforma: Tracking · Esfuerzo: medio · Plazo: hoy</w:t>
+        <w:t xml:space="preserve">   Seguro: Autos · Plataforma: Google Ads + Meta · Esfuerzo: alto · Plazo: esta semana</w:t>
       </w:r>
     </w:p>
     <w:p>
@@ -704,7 +891,7 @@
           <w:color w:val="1A1A1A"/>
           <w:sz w:val="22"/>
         </w:rPr>
-        <w:t xml:space="preserve">   ¿Qué hacer? Revisar el evento de conversion configurado en la cuenta Google Ads de Motos. El tag de conversion no esta disparando. Validar tag manager / GA4 conversion import. Reasignar el evento si fue eliminado.</w:t>
+        <w:t xml:space="preserve">   ¿Qué hacer? Auditar todo lo que cambió desde nov 2025: bidding, presupuestos, audiencias, keywords, landing pages, ofertas, quality score. Comparar mix de canales (Google vs Meta vs Bing) y detectar cuál se rompió. Reactivar configuraciones que rendían cuando estaba en pico.</w:t>
       </w:r>
     </w:p>
     <w:p>
@@ -715,7 +902,7 @@
           <w:color w:val="1A1A1A"/>
           <w:sz w:val="22"/>
         </w:rPr>
-        <w:t xml:space="preserve">   ¿Por qué? En abril 2026, el CRM registra 7,973 leads de Motos pero Google Ads reporta 0 conversiones. Sin tracking, el bidding de Smart Bidding no puede optimizar - cada US$ invertido en Motos esta a ciegas.</w:t>
+        <w:t xml:space="preserve">   ¿Por qué? En nov 2025 el cumplimiento fue 168.3% con CPL $3.83. Hoy (abr 2026) está en 56.7% con CPL $6.51. La caída es estructural (&gt;5 meses), no estacional.</w:t>
       </w:r>
     </w:p>
     <w:p>
@@ -726,7 +913,7 @@
           <w:color w:val="1A1A1A"/>
           <w:sz w:val="22"/>
         </w:rPr>
-        <w:t xml:space="preserve">   Impacto: ALTO - reactivar bidding optimizado puede bajar CPC -20% en 7 dias</w:t>
+        <w:t xml:space="preserve">   Impacto: ALTO - recuperar 56pp del cumplimiento implica +5,475 leads/mes</w:t>
       </w:r>
     </w:p>
     <w:p/>
@@ -742,10 +929,10 @@
       <w:r>
         <w:rPr>
           <w:b/>
-          <w:color w:val="DC2626"/>
+          <w:color w:val="F59E0B"/>
           <w:sz w:val="20"/>
         </w:rPr>
-        <w:t xml:space="preserve">[CRITICA] </w:t>
+        <w:t xml:space="preserve">[ALTA] </w:t>
       </w:r>
       <w:r>
         <w:rPr>
@@ -753,7 +940,7 @@
           <w:color w:val="1A1A1A"/>
           <w:sz w:val="26"/>
         </w:rPr>
-        <w:t>Investigar caída de Arrendamiento: cumplimiento -40% MoM y CPL +21% MoM</w:t>
+        <w:t>Investigar caída sostenida en Motos: -112pp desde el pico (jun 2025)</w:t>
       </w:r>
     </w:p>
     <w:p>
@@ -764,7 +951,7 @@
           <w:color w:val="1A1A1A"/>
           <w:sz w:val="22"/>
         </w:rPr>
-        <w:t xml:space="preserve">   Seguro: Arrendamiento · Plataforma: Google Ads · Esfuerzo: alto · Plazo: esta semana</w:t>
+        <w:t xml:space="preserve">   Seguro: Motos · Plataforma: Google Ads + Meta · Esfuerzo: alto · Plazo: esta semana</w:t>
       </w:r>
     </w:p>
     <w:p>
@@ -775,7 +962,7 @@
           <w:color w:val="1A1A1A"/>
           <w:sz w:val="22"/>
         </w:rPr>
-        <w:t xml:space="preserve">   ¿Qué hacer? Auditar campanias SURA_ARRIENDO_*: cambios recientes en bidding, presupuesto, audiencias, palabras clave. Comparar landing pages activas vs marzo. Revisar cambios en quality score. Reactivar lo que funcionaba en febrero (CPL $2.65).</w:t>
+        <w:t xml:space="preserve">   ¿Qué hacer? Auditar todo lo que cambió desde jun 2025: bidding, presupuestos, audiencias, keywords, landing pages, ofertas, quality score. Comparar mix de canales (Google vs Meta vs Bing) y detectar cuál se rompió. Reactivar configuraciones que rendían cuando estaba en pico.</w:t>
       </w:r>
     </w:p>
     <w:p>
@@ -786,7 +973,7 @@
           <w:color w:val="1A1A1A"/>
           <w:sz w:val="22"/>
         </w:rPr>
-        <w:t xml:space="preserve">   ¿Por qué? Cumplimiento cayó de 54.3% (mes anterior) a 32.2% (mes actual). CPL Negocio subió de $5.04 a $6.13. Esto sugiere algo que se rompió en el funnel: tracking, landing, oferta o quality score.</w:t>
+        <w:t xml:space="preserve">   ¿Por qué? En jun 2025 el cumplimiento fue 167.1% con CPL $1.75. Hoy (abr 2026) está en 55.4% con CPL $2.76. La caída es estructural (&gt;5 meses), no estacional.</w:t>
       </w:r>
     </w:p>
     <w:p>
@@ -797,7 +984,7 @@
           <w:color w:val="1A1A1A"/>
           <w:sz w:val="22"/>
         </w:rPr>
-        <w:t xml:space="preserve">   Impacto: ALTO - cerrar el gap de 11.138 leads requiere arreglar la causa raiz</w:t>
+        <w:t xml:space="preserve">   Impacto: ALTO - recuperar 56pp del cumplimiento implica +8,046 leads/mes</w:t>
       </w:r>
     </w:p>
     <w:p/>
@@ -813,10 +1000,10 @@
       <w:r>
         <w:rPr>
           <w:b/>
-          <w:color w:val="F59E0B"/>
+          <w:color w:val="DC2626"/>
           <w:sz w:val="20"/>
         </w:rPr>
-        <w:t xml:space="preserve">[ALTA] </w:t>
+        <w:t xml:space="preserve">[CRITICA] </w:t>
       </w:r>
       <w:r>
         <w:rPr>
@@ -824,7 +1011,7 @@
           <w:color w:val="1A1A1A"/>
           <w:sz w:val="26"/>
         </w:rPr>
-        <w:t>Inyectar presupuesto en Autos - gap 4,259 leads para cumplir compromiso</w:t>
+        <w:t>Investigar caída sostenida en Arrendamiento: -140pp desde el pico (jun 2025)</w:t>
       </w:r>
     </w:p>
     <w:p>
@@ -835,7 +1022,7 @@
           <w:color w:val="1A1A1A"/>
           <w:sz w:val="22"/>
         </w:rPr>
-        <w:t xml:space="preserve">   Seguro: Autos · Plataforma: Google Ads · Esfuerzo: bajo · Plazo: hoy</w:t>
+        <w:t xml:space="preserve">   Seguro: Arrendamiento · Plataforma: Google Ads + Meta · Esfuerzo: alto · Plazo: esta semana</w:t>
       </w:r>
     </w:p>
     <w:p>
@@ -846,7 +1033,7 @@
           <w:color w:val="1A1A1A"/>
           <w:sz w:val="22"/>
         </w:rPr>
-        <w:t xml:space="preserve">   ¿Qué hacer? Identificar la mejor campania SURA_AUTOS_* por CPA y subir presupuesto +30% por 7 dias. Reasignar de campanias low-performance del mismo seguro.</w:t>
+        <w:t xml:space="preserve">   ¿Qué hacer? Auditar todo lo que cambió desde jun 2025: bidding, presupuestos, audiencias, keywords, landing pages, ofertas, quality score. Comparar mix de canales (Google vs Meta vs Bing) y detectar cuál se rompió. Reactivar configuraciones que rendían cuando estaba en pico.</w:t>
       </w:r>
     </w:p>
     <w:p>
@@ -857,7 +1044,7 @@
           <w:color w:val="1A1A1A"/>
           <w:sz w:val="22"/>
         </w:rPr>
-        <w:t xml:space="preserve">   ¿Por qué? Cumplimiento 56.6% vs 70% transcurrido. Gap 4,259 leads. Sin accion no se llega al compromiso de 9,823.0.</w:t>
+        <w:t xml:space="preserve">   ¿Por qué? En jun 2025 el cumplimiento fue 172.2% con CPL $2.22. Hoy (abr 2026) está en 32.2% con CPL $6.99. La caída es estructural (&gt;5 meses), no estacional.</w:t>
       </w:r>
     </w:p>
     <w:p>
@@ -868,7 +1055,7 @@
           <w:color w:val="1A1A1A"/>
           <w:sz w:val="22"/>
         </w:rPr>
-        <w:t xml:space="preserve">   Impacto: ALTO - cerrar 43% del gap</w:t>
+        <w:t xml:space="preserve">   Impacto: ALTO - recuperar 70pp del cumplimiento implica +11,488 leads/mes</w:t>
       </w:r>
     </w:p>
     <w:p/>
@@ -895,7 +1082,7 @@
           <w:color w:val="1A1A1A"/>
           <w:sz w:val="26"/>
         </w:rPr>
-        <w:t>Inyectar presupuesto en Motos - gap 6,439 leads para cumplir compromiso</w:t>
+        <w:t>Investigar caída sostenida en Viajes: -144pp desde el pico (jun 2025)</w:t>
       </w:r>
     </w:p>
     <w:p>
@@ -906,7 +1093,7 @@
           <w:color w:val="1A1A1A"/>
           <w:sz w:val="22"/>
         </w:rPr>
-        <w:t xml:space="preserve">   Seguro: Motos · Plataforma: Google Ads · Esfuerzo: bajo · Plazo: hoy</w:t>
+        <w:t xml:space="preserve">   Seguro: Viajes · Plataforma: Google Ads + Meta · Esfuerzo: alto · Plazo: esta semana</w:t>
       </w:r>
     </w:p>
     <w:p>
@@ -917,7 +1104,7 @@
           <w:color w:val="1A1A1A"/>
           <w:sz w:val="22"/>
         </w:rPr>
-        <w:t xml:space="preserve">   ¿Qué hacer? Identificar la mejor campania SURA_MOTOS_* por CPA y subir presupuesto +30% por 7 dias. Reasignar de campanias low-performance del mismo seguro.</w:t>
+        <w:t xml:space="preserve">   ¿Qué hacer? Auditar todo lo que cambió desde jun 2025: bidding, presupuestos, audiencias, keywords, landing pages, ofertas, quality score. Comparar mix de canales (Google vs Meta vs Bing) y detectar cuál se rompió. Reactivar configuraciones que rendían cuando estaba en pico.</w:t>
       </w:r>
     </w:p>
     <w:p>
@@ -928,7 +1115,7 @@
           <w:color w:val="1A1A1A"/>
           <w:sz w:val="22"/>
         </w:rPr>
-        <w:t xml:space="preserve">   ¿Por qué? Cumplimiento 55.3% vs 70% transcurrido. Gap 6,439 leads. Sin accion no se llega al compromiso de 14,412.0.</w:t>
+        <w:t xml:space="preserve">   ¿Por qué? En jun 2025 el cumplimiento fue 186.7% con CPL $1.50. Hoy (abr 2026) está en 43.0% con CPL $8.43. La caída es estructural (&gt;5 meses), no estacional.</w:t>
       </w:r>
     </w:p>
     <w:p>
@@ -939,7 +1126,7 @@
           <w:color w:val="1A1A1A"/>
           <w:sz w:val="22"/>
         </w:rPr>
-        <w:t xml:space="preserve">   Impacto: ALTO - cerrar 44% del gap</w:t>
+        <w:t xml:space="preserve">   Impacto: ALTO - recuperar 72pp del cumplimiento implica +1,917 leads/mes</w:t>
       </w:r>
     </w:p>
     <w:p/>
@@ -966,7 +1153,7 @@
           <w:color w:val="1A1A1A"/>
           <w:sz w:val="26"/>
         </w:rPr>
-        <w:t>Inyectar presupuesto en Viajes - gap 1,511 leads para cumplir compromiso</w:t>
+        <w:t>Destrabar sura-cdd-co-google-search-retention-arriendo - Se han rechazado algunos anuncios</w:t>
       </w:r>
     </w:p>
     <w:p>
@@ -977,7 +1164,7 @@
           <w:color w:val="1A1A1A"/>
           <w:sz w:val="22"/>
         </w:rPr>
-        <w:t xml:space="preserve">   Seguro: Viajes · Plataforma: Google Ads · Esfuerzo: bajo · Plazo: hoy</w:t>
+        <w:t xml:space="preserve">   Seguro: Arrendamiento · Plataforma: Google Ads · Esfuerzo: medio · Plazo: esta semana</w:t>
       </w:r>
     </w:p>
     <w:p>
@@ -988,7 +1175,7 @@
           <w:color w:val="1A1A1A"/>
           <w:sz w:val="22"/>
         </w:rPr>
-        <w:t xml:space="preserve">   ¿Qué hacer? Identificar la mejor campania SURA_VIAJES_* por CPA y subir presupuesto +30% por 7 dias. Reasignar de campanias low-performance del mismo seguro.</w:t>
+        <w:t xml:space="preserve">   ¿Qué hacer? Entrar a sura-cdd-co-google-search-retention-arriendo, revisar assets/anuncios rechazados, corregir copy o creativos según motivo, re-someter a revisión. Presupuesto activo $984.00/día.</w:t>
       </w:r>
     </w:p>
     <w:p>
@@ -999,7 +1186,7 @@
           <w:color w:val="1A1A1A"/>
           <w:sz w:val="22"/>
         </w:rPr>
-        <w:t xml:space="preserve">   ¿Por qué? Cumplimiento 43.2% vs 70% transcurrido. Gap 1,511 leads. Sin accion no se llega al compromiso de 2,660.0.</w:t>
+        <w:t xml:space="preserve">   ¿Por qué? Estado: 'Se han rechazado algunos anuncios'. Inversion ya gastada $12,382 con limitaciones - hay headroom inmediato al destrabar.</w:t>
       </w:r>
     </w:p>
     <w:p>
@@ -1010,7 +1197,7 @@
           <w:color w:val="1A1A1A"/>
           <w:sz w:val="22"/>
         </w:rPr>
-        <w:t xml:space="preserve">   Impacto: ALTO - cerrar 56% del gap</w:t>
+        <w:t xml:space="preserve">   Impacto: MEDIO - liberar 20-40% de la capacidad de la campania</w:t>
       </w:r>
     </w:p>
     <w:p/>
@@ -1037,7 +1224,7 @@
           <w:color w:val="1A1A1A"/>
           <w:sz w:val="26"/>
         </w:rPr>
-        <w:t>Destrabar sura-cdd-co-google-search-retention-arriendo - estado: Se han rechazado algunos anuncios</w:t>
+        <w:t>Destrabar SURA_AUTOS_PMAX - Algunos grupos de recursos están limitados por una</w:t>
       </w:r>
     </w:p>
     <w:p>
@@ -1048,7 +1235,7 @@
           <w:color w:val="1A1A1A"/>
           <w:sz w:val="22"/>
         </w:rPr>
-        <w:t xml:space="preserve">   Seguro: Arrendamiento · Plataforma: Google Ads · Esfuerzo: medio · Plazo: esta semana</w:t>
+        <w:t xml:space="preserve">   Seguro: Autos · Plataforma: Google Ads · Esfuerzo: medio · Plazo: esta semana</w:t>
       </w:r>
     </w:p>
     <w:p>
@@ -1059,7 +1246,7 @@
           <w:color w:val="1A1A1A"/>
           <w:sz w:val="22"/>
         </w:rPr>
-        <w:t xml:space="preserve">   ¿Qué hacer? Entrar a la campaña sura-cdd-co-google-search-retention-arriendo, revisar assets/anuncios rechazados, corregir copy o creativos según motivo de rechazo, re-someter a revision. Presupuesto activo $984.00/día.</w:t>
+        <w:t xml:space="preserve">   ¿Qué hacer? Entrar a SURA_AUTOS_PMAX, revisar assets/anuncios rechazados, corregir copy o creativos según motivo, re-someter a revisión. Presupuesto activo $517.00/día.</w:t>
       </w:r>
     </w:p>
     <w:p>
@@ -1070,7 +1257,7 @@
           <w:color w:val="1A1A1A"/>
           <w:sz w:val="22"/>
         </w:rPr>
-        <w:t xml:space="preserve">   ¿Por qué? Estado actual: 'Se han rechazado algunos anuncios'. Inversion ya gastada $12,382 con limitaciones - hay headroom inmediato al destrabar.</w:t>
+        <w:t xml:space="preserve">   ¿Por qué? Estado: 'Algunos grupos de recursos están limitados por una política'. Inversion ya gastada $10,671 con limitaciones - hay headroom inmediato al destrabar.</w:t>
       </w:r>
     </w:p>
     <w:p>
@@ -1108,7 +1295,7 @@
           <w:color w:val="1A1A1A"/>
           <w:sz w:val="26"/>
         </w:rPr>
-        <w:t>Destrabar SURA_AUTOS_PMAX - estado: Algunos grupos de recursos están limitados por una política</w:t>
+        <w:t>Escalar SURA_AUTOS_PMAX (+30% budget) - CPA $3.91 y headroom 74%</w:t>
       </w:r>
     </w:p>
     <w:p>
@@ -1119,7 +1306,7 @@
           <w:color w:val="1A1A1A"/>
           <w:sz w:val="22"/>
         </w:rPr>
-        <w:t xml:space="preserve">   Seguro: Autos · Plataforma: Google Ads · Esfuerzo: medio · Plazo: esta semana</w:t>
+        <w:t xml:space="preserve">   Seguro: Autos · Plataforma: Google Ads · Esfuerzo: bajo · Plazo: hoy</w:t>
       </w:r>
     </w:p>
     <w:p>
@@ -1130,7 +1317,7 @@
           <w:color w:val="1A1A1A"/>
           <w:sz w:val="22"/>
         </w:rPr>
-        <w:t xml:space="preserve">   ¿Qué hacer? Entrar a la campaña SURA_AUTOS_PMAX, revisar assets/anuncios rechazados, corregir copy o creativos según motivo de rechazo, re-someter a revision. Presupuesto activo $517.00/día.</w:t>
+        <w:t xml:space="preserve">   ¿Qué hacer? Subir presupuesto diario de $517.00 a $672.10 (+30%). La campania pierde 74% de impresiones por falta de presupuesto.</w:t>
       </w:r>
     </w:p>
     <w:p>
@@ -1141,7 +1328,7 @@
           <w:color w:val="1A1A1A"/>
           <w:sz w:val="22"/>
         </w:rPr>
-        <w:t xml:space="preserve">   ¿Por qué? Estado actual: 'Algunos grupos de recursos están limitados por una política'. Inversion ya gastada $10,671 con limitaciones - hay headroom inmediato al destrabar.</w:t>
+        <w:t xml:space="preserve">   ¿Por qué? CPA $3.91 entre los mejores. 2,726 conversiones con $10,671. Cuota perdida por presupuesto = 74% indica que con mas budget escalaria a CPA similar.</w:t>
       </w:r>
     </w:p>
     <w:p>
@@ -1152,7 +1339,7 @@
           <w:color w:val="1A1A1A"/>
           <w:sz w:val="22"/>
         </w:rPr>
-        <w:t xml:space="preserve">   Impacto: MEDIO - liberar 20-40% de la capacidad de la campania</w:t>
+        <w:t xml:space="preserve">   Impacto: ALTO - estimado +817 conversiones extra/mes</w:t>
       </w:r>
     </w:p>
     <w:p/>
@@ -1168,10 +1355,10 @@
       <w:r>
         <w:rPr>
           <w:b/>
-          <w:color w:val="F59E0B"/>
+          <w:color w:val="10B981"/>
           <w:sz w:val="20"/>
         </w:rPr>
-        <w:t xml:space="preserve">[ALTA] </w:t>
+        <w:t xml:space="preserve">[MEDIA] </w:t>
       </w:r>
       <w:r>
         <w:rPr>
@@ -1179,7 +1366,7 @@
           <w:color w:val="1A1A1A"/>
           <w:sz w:val="26"/>
         </w:rPr>
-        <w:t>Destrabar SURA_ARRIENDO_SEARCH_SEGMENT - estado: Se han rechazado algunos anuncios</w:t>
+        <w:t>Quality Score bajo en SURA_SALUDPARADOS_SEARCH_SEGMENT - cuota perdida ranking 62%</w:t>
       </w:r>
     </w:p>
     <w:p>
@@ -1190,7 +1377,7 @@
           <w:color w:val="1A1A1A"/>
           <w:sz w:val="22"/>
         </w:rPr>
-        <w:t xml:space="preserve">   Seguro: Arrendamiento · Plataforma: Google Ads · Esfuerzo: medio · Plazo: esta semana</w:t>
+        <w:t xml:space="preserve">   Seguro: Salud para Dos · Plataforma: Google Ads · Esfuerzo: alto · Plazo: este mes</w:t>
       </w:r>
     </w:p>
     <w:p>
@@ -1201,7 +1388,7 @@
           <w:color w:val="1A1A1A"/>
           <w:sz w:val="22"/>
         </w:rPr>
-        <w:t xml:space="preserve">   ¿Qué hacer? Entrar a la campaña SURA_ARRIENDO_SEARCH_SEGMENT, revisar assets/anuncios rechazados, corregir copy o creativos según motivo de rechazo, re-someter a revision. Presupuesto activo $900.00/día.</w:t>
+        <w:t xml:space="preserve">   ¿Qué hacer? Revisar keywords con QS bajo, reescribir anuncios para mejorar relevancia, mejorar landing page experience. Considerar separar ad groups por intent.</w:t>
       </w:r>
     </w:p>
     <w:p>
@@ -1212,7 +1399,7 @@
           <w:color w:val="1A1A1A"/>
           <w:sz w:val="22"/>
         </w:rPr>
-        <w:t xml:space="preserve">   ¿Por qué? Estado actual: 'Se han rechazado algunos anuncios'. Inversion ya gastada $8,208 con limitaciones - hay headroom inmediato al destrabar.</w:t>
+        <w:t xml:space="preserve">   ¿Por qué? La campania pierde 62% de impresiones por ranking - el algoritmo de Google la considera menos relevante que la competencia.</w:t>
       </w:r>
     </w:p>
     <w:p>
@@ -1223,7 +1410,7 @@
           <w:color w:val="1A1A1A"/>
           <w:sz w:val="22"/>
         </w:rPr>
-        <w:t xml:space="preserve">   Impacto: MEDIO - liberar 20-40% de la capacidad de la campania</w:t>
+        <w:t xml:space="preserve">   Impacto: MEDIO - subir QS baja CPC -10/-20%</w:t>
       </w:r>
     </w:p>
     <w:p/>
@@ -1263,7 +1450,7 @@
           <w:color w:val="1A1A1A"/>
           <w:sz w:val="22"/>
         </w:rPr>
-        <w:t>PENDIENTE: GA4 Data API no integrada en MVP. Mapeo evento -&gt; seguro requiere intervencion manual via UI.</w:t>
+        <w:t>GA4 Data API no integrada en MVP. Mapeo evento -&gt; seguro requiere intervencion manual.</w:t>
       </w:r>
     </w:p>
     <w:p>
@@ -1287,7 +1474,7 @@
           <w:color w:val="1A1A1A"/>
           <w:sz w:val="22"/>
         </w:rPr>
-        <w:t>PARCIAL: solo capturados nombres de 4 campanias (Mensajes_WHATSAPP, Mascotas-Conversiones, Mensajes WhatsApp, Clientes potenciales). Drill-down a ad sets requiere Meta Marketing API.</w:t>
+        <w:t>Solo nombres de 4 campanias capturadas; drill-down a ad sets requiere Meta Marketing API.</w:t>
       </w:r>
     </w:p>
     <w:p>
@@ -1311,7 +1498,7 @@
           <w:color w:val="1A1A1A"/>
           <w:sz w:val="22"/>
         </w:rPr>
-        <w:t>Sin data CRM en 'Resumen mensual'. Solo tienen actividad en Google Ads (foco: setear tracking + potenciar).</w:t>
+        <w:t>Sin data CRM. Solo Google Ads (foco: setear tracking + potenciar).</w:t>
       </w:r>
     </w:p>
     <w:p>
@@ -1345,7 +1532,7 @@
           <w:color w:val="1A1A1A"/>
           <w:sz w:val="22"/>
         </w:rPr>
-        <w:t>Cumplimiento global 46.1% vs 70% transcurrido del mes. Arrendamiento crítico (32%), Viajes (43%), Autos (57%), Motos (55%).</w:t>
+        <w:t>Cumplimiento global 46.1% (RECIBIDOS SF / REQUERIDOS) vs 70% transcurrido del mes. 19,971 leads reales recibidos de 43,290 requeridos. Inversion $104,893 (Google 74% / Meta 24%). CPL Negocio $5.25.</w:t>
       </w:r>
     </w:p>
     <w:p>
@@ -1369,7 +1556,7 @@
           <w:color w:val="1A1A1A"/>
           <w:sz w:val="22"/>
         </w:rPr>
-        <w:t>Aplicando las top 5 recomendaciones (escalar lo que rinde, pausar lo que no, destrabar 5+3 cuentas con bloqueos administrativos) estimamos +15-25% leads CRM en los proximos 7 dias y -10-15% CPL Negocio.</w:t>
+        <w:t>Aplicando las top 5 recomendaciones (focalizadas en destrabar bloqueos administrativos, recuperar configuraciones que rendían en el pico de Q4 2025 y arreglar tracking) estimamos +20pp de cumplimiento global en 4 semanas (de 46% a 66%) y 8,658 leads SF adicionales/mes.</w:t>
       </w:r>
     </w:p>
     <w:p>
@@ -1393,7 +1580,7 @@
           <w:color w:val="1A1A1A"/>
           <w:sz w:val="22"/>
         </w:rPr>
-        <w:t>Aprobar migracion a APIs oficiales (Google Ads API, Meta Marketing API, GA4 Data API) para pasar a pipeline diario con alertas automaticas.</w:t>
+        <w:t>Migrar a APIs oficiales (Google Ads API, Meta Marketing API, GA4 Data API) para pipeline diario con alertas automaticas.</w:t>
       </w:r>
     </w:p>
     <w:p/>
@@ -1407,7 +1594,7 @@
           <w:color w:val="6B7280"/>
           <w:sz w:val="18"/>
         </w:rPr>
-        <w:t>Beyond Media Agency · 2026-04-24T21:38:39</w:t>
+        <w:t>Beyond Media Agency · 2026-04-27T11:27:04</w:t>
       </w:r>
     </w:p>
     <w:sectPr>

--- a/outputs/suratech_informe_ejecutivo.docx
+++ b/outputs/suratech_informe_ejecutivo.docx
@@ -64,7 +64,7 @@
           <w:color w:val="1A1A1A"/>
           <w:sz w:val="22"/>
         </w:rPr>
-        <w:t>Inversión total: $104,893.14 USD (Google $77,352 / Meta $24,858 / Bing $2,683)</w:t>
+        <w:t>Inversión total: $108,712.98 USD (Google $77,352 / Meta $28,142 / Bing $3,219)</w:t>
       </w:r>
     </w:p>
     <w:p>
@@ -75,7 +75,7 @@
           <w:color w:val="1A1A1A"/>
           <w:sz w:val="22"/>
         </w:rPr>
-        <w:t>RECIBIDOS (SF): 19,971 leads reales de 43,290 requeridos</w:t>
+        <w:t>RECIBIDOS (SF): 25,582 leads reales de 43,290 requeridos</w:t>
       </w:r>
     </w:p>
     <w:p>
@@ -86,17 +86,17 @@
           <w:color w:val="1A1A1A"/>
           <w:sz w:val="22"/>
         </w:rPr>
-        <w:t>Total Pauta: 12,904 (cumplimiento Pauta/Req: 29.8%)</w:t>
+        <w:t>Total Pauta: 13,537 (cumplimiento Pauta/Req: 31.3%)</w:t>
       </w:r>
     </w:p>
     <w:p>
       <w:r>
         <w:rPr>
           <w:b/>
-          <w:color w:val="DC2626"/>
+          <w:color w:val="F59E0B"/>
           <w:sz w:val="22"/>
         </w:rPr>
-        <w:t>Cumplimiento SF/Req: 46.1% (vs 70% transcurrido del mes)</w:t>
+        <w:t>Cumplimiento SF/Req: 59.1% (vs 70% transcurrido del mes)</w:t>
       </w:r>
     </w:p>
     <w:p>
@@ -107,7 +107,7 @@
           <w:color w:val="1A1A1A"/>
           <w:sz w:val="22"/>
         </w:rPr>
-        <w:t>CPL Negocio promedio (SF): $5.25 USD</w:t>
+        <w:t>CPL Negocio promedio (SF): $4.25 USD</w:t>
       </w:r>
     </w:p>
     <w:p>
@@ -225,10 +225,10 @@
       <w:r>
         <w:rPr>
           <w:b/>
-          <w:color w:val="F59E0B"/>
+          <w:color w:val="10B981"/>
           <w:sz w:val="24"/>
         </w:rPr>
-        <w:t xml:space="preserve">  EN RIESGO · Cumplimiento SF/Req 56.7%</w:t>
+        <w:t xml:space="preserve">  EN OBJETIVO · Cumplimiento SF/Req 73.9%</w:t>
       </w:r>
     </w:p>
     <w:p>
@@ -239,7 +239,7 @@
           <w:color w:val="1A1A1A"/>
           <w:sz w:val="22"/>
         </w:rPr>
-        <w:t xml:space="preserve">  RECIBIDOS (SF): 5,564 / Requeridos: 9,810</w:t>
+        <w:t xml:space="preserve">  RECIBIDOS (SF): 7,251 / Requeridos: 9,810</w:t>
       </w:r>
     </w:p>
     <w:p>
@@ -250,7 +250,7 @@
           <w:color w:val="1A1A1A"/>
           <w:sz w:val="22"/>
         </w:rPr>
-        <w:t xml:space="preserve">  Total Pauta: 7,180 (Pauta/Req: 73.2%)</w:t>
+        <w:t xml:space="preserve">  Total Pauta: 7,504 (Pauta/Req: 76.5%)</w:t>
       </w:r>
     </w:p>
     <w:p>
@@ -261,7 +261,7 @@
           <w:color w:val="1A1A1A"/>
           <w:sz w:val="22"/>
         </w:rPr>
-        <w:t xml:space="preserve">  CPL Negocio (SF): $6.51</w:t>
+        <w:t xml:space="preserve">  CPL Negocio (SF): $5.17</w:t>
       </w:r>
     </w:p>
     <w:p>
@@ -272,7 +272,7 @@
           <w:color w:val="1A1A1A"/>
           <w:sz w:val="22"/>
         </w:rPr>
-        <w:t xml:space="preserve">  Inversión: Google $26,132 / Meta $9,112 / Bing $973</w:t>
+        <w:t xml:space="preserve">  Inversión: Google $26,132 / Meta $10,244 / Bing $1,120</w:t>
       </w:r>
     </w:p>
     <w:p>
@@ -283,7 +283,7 @@
           <w:color w:val="1A1A1A"/>
           <w:sz w:val="22"/>
         </w:rPr>
-        <w:t xml:space="preserve">  Leads inferidos: Google 4,337 · Meta 2,293 · Bing 550</w:t>
+        <w:t xml:space="preserve">  Leads inferidos: Google 4,337 · Meta 2,544 · Bing 623</w:t>
       </w:r>
     </w:p>
     <w:p>
@@ -294,7 +294,7 @@
           <w:color w:val="1A1A1A"/>
           <w:sz w:val="22"/>
         </w:rPr>
-        <w:t xml:space="preserve">  Google Ads (extractor MCC): $26,252 · 4,824 conv · 4 campañas</w:t>
+        <w:t xml:space="preserve">  Google Ads (extractor MCC): $26,253 · 4,846 conv · 4 campañas</w:t>
       </w:r>
     </w:p>
     <w:p>
@@ -314,10 +314,10 @@
       <w:r>
         <w:rPr>
           <w:b/>
-          <w:color w:val="F59E0B"/>
+          <w:color w:val="10B981"/>
           <w:sz w:val="24"/>
         </w:rPr>
-        <w:t xml:space="preserve">  EN RIESGO · Cumplimiento SF/Req 55.4%</w:t>
+        <w:t xml:space="preserve">  EN OBJETIVO · Cumplimiento SF/Req 69.5%</w:t>
       </w:r>
     </w:p>
     <w:p>
@@ -328,7 +328,7 @@
           <w:color w:val="1A1A1A"/>
           <w:sz w:val="22"/>
         </w:rPr>
-        <w:t xml:space="preserve">  RECIBIDOS (SF): 7,973 / Requeridos: 14,400</w:t>
+        <w:t xml:space="preserve">  RECIBIDOS (SF): 10,014 / Requeridos: 14,400</w:t>
       </w:r>
     </w:p>
     <w:p>
@@ -339,7 +339,7 @@
           <w:color w:val="1A1A1A"/>
           <w:sz w:val="22"/>
         </w:rPr>
-        <w:t xml:space="preserve">  Total Pauta: 2,194 (Pauta/Req: 15.2%)</w:t>
+        <w:t xml:space="preserve">  Total Pauta: 2,348 (Pauta/Req: 16.3%)</w:t>
       </w:r>
     </w:p>
     <w:p>
@@ -350,7 +350,7 @@
           <w:color w:val="1A1A1A"/>
           <w:sz w:val="22"/>
         </w:rPr>
-        <w:t xml:space="preserve">  CPL Negocio (SF): $2.76</w:t>
+        <w:t xml:space="preserve">  CPL Negocio (SF): $2.29</w:t>
       </w:r>
     </w:p>
     <w:p>
@@ -361,7 +361,7 @@
           <w:color w:val="1A1A1A"/>
           <w:sz w:val="22"/>
         </w:rPr>
-        <w:t xml:space="preserve">  Inversión: Google $15,555 / Meta $5,825 / Bing $659</w:t>
+        <w:t xml:space="preserve">  Inversión: Google $15,555 / Meta $6,629 / Bing $753</w:t>
       </w:r>
     </w:p>
     <w:p>
@@ -372,7 +372,7 @@
           <w:color w:val="1A1A1A"/>
           <w:sz w:val="22"/>
         </w:rPr>
-        <w:t xml:space="preserve">  Leads inferidos: Google 1,117 · Meta 1,043 · Bing 32</w:t>
+        <w:t xml:space="preserve">  Leads inferidos: Google 1,117 · Meta 1,192 · Bing 37</w:t>
       </w:r>
     </w:p>
     <w:p>
@@ -383,7 +383,7 @@
           <w:color w:val="1A1A1A"/>
           <w:sz w:val="22"/>
         </w:rPr>
-        <w:t xml:space="preserve">  Google Ads (extractor MCC): $15,788 · 0 conv · 4 campañas</w:t>
+        <w:t xml:space="preserve">  Google Ads (extractor MCC): $15,788 · 1,342 conv · 4 campañas</w:t>
       </w:r>
     </w:p>
     <w:p>
@@ -406,7 +406,7 @@
           <w:color w:val="DC2626"/>
           <w:sz w:val="24"/>
         </w:rPr>
-        <w:t xml:space="preserve">  CRÍTICO · Cumplimiento SF/Req 32.2%</w:t>
+        <w:t xml:space="preserve">  CRÍTICO · Cumplimiento SF/Req 41.6%</w:t>
       </w:r>
     </w:p>
     <w:p>
@@ -417,7 +417,7 @@
           <w:color w:val="1A1A1A"/>
           <w:sz w:val="22"/>
         </w:rPr>
-        <w:t xml:space="preserve">  RECIBIDOS (SF): 5,285 / Requeridos: 16,410</w:t>
+        <w:t xml:space="preserve">  RECIBIDOS (SF): 6,833 / Requeridos: 16,410</w:t>
       </w:r>
     </w:p>
     <w:p>
@@ -428,7 +428,7 @@
           <w:color w:val="1A1A1A"/>
           <w:sz w:val="22"/>
         </w:rPr>
-        <w:t xml:space="preserve">  Total Pauta: 3,250 (Pauta/Req: 19.8%)</w:t>
+        <w:t xml:space="preserve">  Total Pauta: 3,396 (Pauta/Req: 20.7%)</w:t>
       </w:r>
     </w:p>
     <w:p>
@@ -439,7 +439,7 @@
           <w:color w:val="1A1A1A"/>
           <w:sz w:val="22"/>
         </w:rPr>
-        <w:t xml:space="preserve">  CPL Negocio (SF): $6.99</w:t>
+        <w:t xml:space="preserve">  CPL Negocio (SF): $5.58</w:t>
       </w:r>
     </w:p>
     <w:p>
@@ -450,7 +450,7 @@
           <w:color w:val="1A1A1A"/>
           <w:sz w:val="22"/>
         </w:rPr>
-        <w:t xml:space="preserve">  Inversión: Google $28,902 / Meta $7,148 / Bing $895</w:t>
+        <w:t xml:space="preserve">  Inversión: Google $28,902 / Meta $8,083 / Bing $1,167</w:t>
       </w:r>
     </w:p>
     <w:p>
@@ -461,7 +461,7 @@
           <w:color w:val="1A1A1A"/>
           <w:sz w:val="22"/>
         </w:rPr>
-        <w:t xml:space="preserve">  Leads inferidos: Google 1,870 · Meta 1,363 · Bing 15</w:t>
+        <w:t xml:space="preserve">  Leads inferidos: Google 1,870 · Meta 1,508 · Bing 16</w:t>
       </w:r>
     </w:p>
     <w:p>
@@ -472,7 +472,7 @@
           <w:color w:val="1A1A1A"/>
           <w:sz w:val="22"/>
         </w:rPr>
-        <w:t xml:space="preserve">  Google Ads (extractor MCC): $27,828 · 2,296 conv · 3 campañas</w:t>
+        <w:t xml:space="preserve">  Google Ads (extractor MCC): $27,829 · 2,322 conv · 3 campañas</w:t>
       </w:r>
     </w:p>
     <w:p>
@@ -495,7 +495,7 @@
           <w:color w:val="F59E0B"/>
           <w:sz w:val="24"/>
         </w:rPr>
-        <w:t xml:space="preserve">  EN RIESGO · Cumplimiento SF/Req 43.0%</w:t>
+        <w:t xml:space="preserve">  EN RIESGO · Cumplimiento SF/Req 55.6%</w:t>
       </w:r>
     </w:p>
     <w:p>
@@ -506,7 +506,7 @@
           <w:color w:val="1A1A1A"/>
           <w:sz w:val="22"/>
         </w:rPr>
-        <w:t xml:space="preserve">  RECIBIDOS (SF): 1,149 / Requeridos: 2,670</w:t>
+        <w:t xml:space="preserve">  RECIBIDOS (SF): 1,484 / Requeridos: 2,670</w:t>
       </w:r>
     </w:p>
     <w:p>
@@ -517,7 +517,7 @@
           <w:color w:val="1A1A1A"/>
           <w:sz w:val="22"/>
         </w:rPr>
-        <w:t xml:space="preserve">  Total Pauta: 280 (Pauta/Req: 10.5%)</w:t>
+        <w:t xml:space="preserve">  Total Pauta: 289 (Pauta/Req: 10.8%)</w:t>
       </w:r>
     </w:p>
     <w:p>
@@ -528,7 +528,7 @@
           <w:color w:val="1A1A1A"/>
           <w:sz w:val="22"/>
         </w:rPr>
-        <w:t xml:space="preserve">  CPL Negocio (SF): $8.43</w:t>
+        <w:t xml:space="preserve">  CPL Negocio (SF): $6.82</w:t>
       </w:r>
     </w:p>
     <w:p>
@@ -539,7 +539,7 @@
           <w:color w:val="1A1A1A"/>
           <w:sz w:val="22"/>
         </w:rPr>
-        <w:t xml:space="preserve">  Inversión: Google $6,762 / Meta $2,772 / Bing $157</w:t>
+        <w:t xml:space="preserve">  Inversión: Google $6,762 / Meta $3,186 / Bing $178</w:t>
       </w:r>
     </w:p>
     <w:p>
@@ -550,7 +550,7 @@
           <w:color w:val="1A1A1A"/>
           <w:sz w:val="22"/>
         </w:rPr>
-        <w:t xml:space="preserve">  Leads inferidos: Google 204 · Meta 74 · Bing 0</w:t>
+        <w:t xml:space="preserve">  Leads inferidos: Google 204 · Meta 83 · Bing 0</w:t>
       </w:r>
     </w:p>
     <w:p>
@@ -561,7 +561,7 @@
           <w:color w:val="1A1A1A"/>
           <w:sz w:val="22"/>
         </w:rPr>
-        <w:t xml:space="preserve">  Google Ads (extractor MCC): $6,705 · 242 conv · 3 campañas</w:t>
+        <w:t xml:space="preserve">  Google Ads (extractor MCC): $6,704 · 258 conv · 3 campañas</w:t>
       </w:r>
     </w:p>
     <w:p>
@@ -618,7 +618,7 @@
           <w:color w:val="1A1A1A"/>
           <w:sz w:val="22"/>
         </w:rPr>
-        <w:t xml:space="preserve">  Google Ads (extractor MCC): $1,195 · 0 conv · 2 campañas</w:t>
+        <w:t xml:space="preserve">  Google Ads (extractor MCC): $1,195 · 4,775 conv · 2 campañas</w:t>
       </w:r>
     </w:p>
     <w:p>
@@ -675,7 +675,7 @@
           <w:color w:val="1A1A1A"/>
           <w:sz w:val="22"/>
         </w:rPr>
-        <w:t xml:space="preserve">  Google Ads (extractor MCC): $1,381 · 2 conv · 3 campañas</w:t>
+        <w:t xml:space="preserve">  Google Ads (extractor MCC): $1,381 · 1,893 conv · 3 campañas</w:t>
       </w:r>
     </w:p>
     <w:p>
@@ -869,7 +869,7 @@
           <w:color w:val="1A1A1A"/>
           <w:sz w:val="26"/>
         </w:rPr>
-        <w:t>Investigar caída sostenida en Autos: -112pp desde el pico (nov 2025)</w:t>
+        <w:t>Investigar caída sostenida en Autos: -94pp desde el pico (nov 2025)</w:t>
       </w:r>
     </w:p>
     <w:p>
@@ -902,7 +902,7 @@
           <w:color w:val="1A1A1A"/>
           <w:sz w:val="22"/>
         </w:rPr>
-        <w:t xml:space="preserve">   ¿Por qué? En nov 2025 el cumplimiento fue 168.3% con CPL $3.83. Hoy (abr 2026) está en 56.7% con CPL $6.51. La caída es estructural (&gt;5 meses), no estacional.</w:t>
+        <w:t xml:space="preserve">   ¿Por qué? En nov 2025 el cumplimiento fue 168.3% con CPL $3.83. Hoy (abr 2026) está en 73.9% con CPL $5.17. La caída es estructural (&gt;5 meses), no estacional.</w:t>
       </w:r>
     </w:p>
     <w:p>
@@ -913,7 +913,7 @@
           <w:color w:val="1A1A1A"/>
           <w:sz w:val="22"/>
         </w:rPr>
-        <w:t xml:space="preserve">   Impacto: ALTO - recuperar 56pp del cumplimiento implica +5,475 leads/mes</w:t>
+        <w:t xml:space="preserve">   Impacto: ALTO - recuperar 47pp del cumplimiento implica +4,632 leads/mes</w:t>
       </w:r>
     </w:p>
     <w:p/>
@@ -940,7 +940,7 @@
           <w:color w:val="1A1A1A"/>
           <w:sz w:val="26"/>
         </w:rPr>
-        <w:t>Investigar caída sostenida en Motos: -112pp desde el pico (jun 2025)</w:t>
+        <w:t>Investigar caída sostenida en Motos: -98pp desde el pico (jun 2025)</w:t>
       </w:r>
     </w:p>
     <w:p>
@@ -973,7 +973,7 @@
           <w:color w:val="1A1A1A"/>
           <w:sz w:val="22"/>
         </w:rPr>
-        <w:t xml:space="preserve">   ¿Por qué? En jun 2025 el cumplimiento fue 167.1% con CPL $1.75. Hoy (abr 2026) está en 55.4% con CPL $2.76. La caída es estructural (&gt;5 meses), no estacional.</w:t>
+        <w:t xml:space="preserve">   ¿Por qué? En jun 2025 el cumplimiento fue 167.1% con CPL $1.75. Hoy (abr 2026) está en 69.5% con CPL $2.29. La caída es estructural (&gt;5 meses), no estacional.</w:t>
       </w:r>
     </w:p>
     <w:p>
@@ -984,7 +984,7 @@
           <w:color w:val="1A1A1A"/>
           <w:sz w:val="22"/>
         </w:rPr>
-        <w:t xml:space="preserve">   Impacto: ALTO - recuperar 56pp del cumplimiento implica +8,046 leads/mes</w:t>
+        <w:t xml:space="preserve">   Impacto: ALTO - recuperar 49pp del cumplimiento implica +7,026 leads/mes</w:t>
       </w:r>
     </w:p>
     <w:p/>
@@ -1011,7 +1011,7 @@
           <w:color w:val="1A1A1A"/>
           <w:sz w:val="26"/>
         </w:rPr>
-        <w:t>Investigar caída sostenida en Arrendamiento: -140pp desde el pico (jun 2025)</w:t>
+        <w:t>Investigar caída sostenida en Arrendamiento: -131pp desde el pico (jun 2025)</w:t>
       </w:r>
     </w:p>
     <w:p>
@@ -1044,7 +1044,7 @@
           <w:color w:val="1A1A1A"/>
           <w:sz w:val="22"/>
         </w:rPr>
-        <w:t xml:space="preserve">   ¿Por qué? En jun 2025 el cumplimiento fue 172.2% con CPL $2.22. Hoy (abr 2026) está en 32.2% con CPL $6.99. La caída es estructural (&gt;5 meses), no estacional.</w:t>
+        <w:t xml:space="preserve">   ¿Por qué? En jun 2025 el cumplimiento fue 172.2% con CPL $2.22. Hoy (abr 2026) está en 41.6% con CPL $5.58. La caída es estructural (&gt;5 meses), no estacional.</w:t>
       </w:r>
     </w:p>
     <w:p>
@@ -1055,7 +1055,7 @@
           <w:color w:val="1A1A1A"/>
           <w:sz w:val="22"/>
         </w:rPr>
-        <w:t xml:space="preserve">   Impacto: ALTO - recuperar 70pp del cumplimiento implica +11,488 leads/mes</w:t>
+        <w:t xml:space="preserve">   Impacto: ALTO - recuperar 65pp del cumplimiento implica +10,714 leads/mes</w:t>
       </w:r>
     </w:p>
     <w:p/>
@@ -1082,7 +1082,7 @@
           <w:color w:val="1A1A1A"/>
           <w:sz w:val="26"/>
         </w:rPr>
-        <w:t>Investigar caída sostenida en Viajes: -144pp desde el pico (jun 2025)</w:t>
+        <w:t>Investigar caída sostenida en Viajes: -131pp desde el pico (jun 2025)</w:t>
       </w:r>
     </w:p>
     <w:p>
@@ -1115,7 +1115,7 @@
           <w:color w:val="1A1A1A"/>
           <w:sz w:val="22"/>
         </w:rPr>
-        <w:t xml:space="preserve">   ¿Por qué? En jun 2025 el cumplimiento fue 186.7% con CPL $1.50. Hoy (abr 2026) está en 43.0% con CPL $8.43. La caída es estructural (&gt;5 meses), no estacional.</w:t>
+        <w:t xml:space="preserve">   ¿Por qué? En jun 2025 el cumplimiento fue 186.7% con CPL $1.50. Hoy (abr 2026) está en 55.6% con CPL $6.82. La caída es estructural (&gt;5 meses), no estacional.</w:t>
       </w:r>
     </w:p>
     <w:p>
@@ -1126,7 +1126,7 @@
           <w:color w:val="1A1A1A"/>
           <w:sz w:val="22"/>
         </w:rPr>
-        <w:t xml:space="preserve">   Impacto: ALTO - recuperar 72pp del cumplimiento implica +1,917 leads/mes</w:t>
+        <w:t xml:space="preserve">   Impacto: ALTO - recuperar 66pp del cumplimiento implica +1,750 leads/mes</w:t>
       </w:r>
     </w:p>
     <w:p/>
@@ -1186,7 +1186,7 @@
           <w:color w:val="1A1A1A"/>
           <w:sz w:val="22"/>
         </w:rPr>
-        <w:t xml:space="preserve">   ¿Por qué? Estado: 'Se han rechazado algunos anuncios'. Inversion ya gastada $12,382 con limitaciones - hay headroom inmediato al destrabar.</w:t>
+        <w:t xml:space="preserve">   ¿Por qué? Estado: 'Se han rechazado algunos anuncios'. Inversion ya gastada $12,383 con limitaciones - hay headroom inmediato al destrabar.</w:t>
       </w:r>
     </w:p>
     <w:p>
@@ -1257,7 +1257,7 @@
           <w:color w:val="1A1A1A"/>
           <w:sz w:val="22"/>
         </w:rPr>
-        <w:t xml:space="preserve">   ¿Por qué? Estado: 'Algunos grupos de recursos están limitados por una política'. Inversion ya gastada $10,671 con limitaciones - hay headroom inmediato al destrabar.</w:t>
+        <w:t xml:space="preserve">   ¿Por qué? Estado: 'Algunos grupos de recursos están limitados por una política'. Inversion ya gastada $10,672 con limitaciones - hay headroom inmediato al destrabar.</w:t>
       </w:r>
     </w:p>
     <w:p>
@@ -1295,7 +1295,7 @@
           <w:color w:val="1A1A1A"/>
           <w:sz w:val="26"/>
         </w:rPr>
-        <w:t>Escalar SURA_AUTOS_PMAX (+30% budget) - CPA $3.91 y headroom 74%</w:t>
+        <w:t>Escalar SURA_SALUDPARADOS_SEARCH_RETENTION (+30% budget) - CPA $0.19 y headroom 15%</w:t>
       </w:r>
     </w:p>
     <w:p>
@@ -1306,7 +1306,7 @@
           <w:color w:val="1A1A1A"/>
           <w:sz w:val="22"/>
         </w:rPr>
-        <w:t xml:space="preserve">   Seguro: Autos · Plataforma: Google Ads · Esfuerzo: bajo · Plazo: hoy</w:t>
+        <w:t xml:space="preserve">   Seguro: Salud para Dos · Plataforma: Google Ads · Esfuerzo: bajo · Plazo: hoy</w:t>
       </w:r>
     </w:p>
     <w:p>
@@ -1317,7 +1317,7 @@
           <w:color w:val="1A1A1A"/>
           <w:sz w:val="22"/>
         </w:rPr>
-        <w:t xml:space="preserve">   ¿Qué hacer? Subir presupuesto diario de $517.00 a $672.10 (+30%). La campania pierde 74% de impresiones por falta de presupuesto.</w:t>
+        <w:t xml:space="preserve">   ¿Qué hacer? Subir presupuesto diario de $25.00 a $32.50 (+30%). La campania pierde 15% de impresiones por falta de presupuesto.</w:t>
       </w:r>
     </w:p>
     <w:p>
@@ -1328,7 +1328,7 @@
           <w:color w:val="1A1A1A"/>
           <w:sz w:val="22"/>
         </w:rPr>
-        <w:t xml:space="preserve">   ¿Por qué? CPA $3.91 entre los mejores. 2,726 conversiones con $10,671. Cuota perdida por presupuesto = 74% indica que con mas budget escalaria a CPA similar.</w:t>
+        <w:t xml:space="preserve">   ¿Por qué? CPA $0.19 entre los mejores. 4,102 conversiones con $779. Cuota perdida por presupuesto = 15% indica que con mas budget escalaria a CPA similar.</w:t>
       </w:r>
     </w:p>
     <w:p>
@@ -1339,7 +1339,7 @@
           <w:color w:val="1A1A1A"/>
           <w:sz w:val="22"/>
         </w:rPr>
-        <w:t xml:space="preserve">   Impacto: ALTO - estimado +817 conversiones extra/mes</w:t>
+        <w:t xml:space="preserve">   Impacto: ALTO - estimado +1,230 conversiones extra/mes</w:t>
       </w:r>
     </w:p>
     <w:p/>
@@ -1532,7 +1532,7 @@
           <w:color w:val="1A1A1A"/>
           <w:sz w:val="22"/>
         </w:rPr>
-        <w:t>Cumplimiento global 46.1% (RECIBIDOS SF / REQUERIDOS) vs 70% transcurrido del mes. 19,971 leads reales recibidos de 43,290 requeridos. Inversion $104,893 (Google 74% / Meta 24%). CPL Negocio $5.25.</w:t>
+        <w:t>Cumplimiento global 59.1% (RECIBIDOS SF / REQUERIDOS) vs 70% transcurrido del mes. 25,582 leads reales recibidos de 43,290 requeridos. Inversion $108,713 (Google 71% / Meta 26%). CPL Negocio $4.25.</w:t>
       </w:r>
     </w:p>
     <w:p>
@@ -1556,7 +1556,7 @@
           <w:color w:val="1A1A1A"/>
           <w:sz w:val="22"/>
         </w:rPr>
-        <w:t>Aplicando las top 5 recomendaciones (focalizadas en destrabar bloqueos administrativos, recuperar configuraciones que rendían en el pico de Q4 2025 y arreglar tracking) estimamos +20pp de cumplimiento global en 4 semanas (de 46% a 66%) y 8,658 leads SF adicionales/mes.</w:t>
+        <w:t>Aplicando las top 5 recomendaciones (focalizadas en destrabar bloqueos administrativos, recuperar configuraciones que rendían en el pico de Q4 2025 y arreglar tracking) estimamos +20pp de cumplimiento global en 4 semanas (de 59% a 79%) y 8,658 leads SF adicionales/mes.</w:t>
       </w:r>
     </w:p>
     <w:p>
@@ -1594,7 +1594,7 @@
           <w:color w:val="6B7280"/>
           <w:sz w:val="18"/>
         </w:rPr>
-        <w:t>Beyond Media Agency · 2026-04-27T11:27:04</w:t>
+        <w:t>Beyond Media Agency · 2026-04-27T15:59:28</w:t>
       </w:r>
     </w:p>
     <w:sectPr>
